--- a/paper/MD6329_Project_Cover_Page.docx
+++ b/paper/MD6329_Project_Cover_Page.docx
@@ -248,6 +248,9 @@
           <w:p>
             <w:r>
               <w:t>PAN SHENGXIN /</w:t>
+            </w:r>
+            <w:r>
+              <w:t xml:space="preserve"> G2601614B</w:t>
             </w:r>
           </w:p>
         </w:tc>
